--- a/Lab0/Lab0.docx
+++ b/Lab0/Lab0.docx
@@ -20,6 +20,7 @@
         <w:t xml:space="preserve"> и циклический оператор для определения матрицы размера </w:t>
       </w:r>
       <w:proofErr w:type="spellStart"/>
+      <w:proofErr w:type="gramStart"/>
       <w:r>
         <w:t>NxN</w:t>
       </w:r>
@@ -27,25 +28,63 @@
       <w:r>
         <w:t xml:space="preserve"> :</w:t>
       </w:r>
-    </w:p>
-    <w:p>
-      <w:r>
-        <w:t>{ 2 1 …. 0…..0</w:t>
-      </w:r>
-    </w:p>
-    <w:p>
-      <w:r>
-        <w:t xml:space="preserve"> 1 2 1 …0….0</w:t>
-      </w:r>
-    </w:p>
-    <w:p>
-      <w:r>
-        <w:t xml:space="preserve">  ……………….1</w:t>
-      </w:r>
-    </w:p>
-    <w:p>
-      <w:r>
-        <w:t xml:space="preserve"> 0…...0…....1 2 }</w:t>
+      <w:proofErr w:type="gramEnd"/>
+    </w:p>
+    <w:p>
+      <w:proofErr w:type="gramStart"/>
+      <w:r>
+        <w:t>{ 2</w:t>
+      </w:r>
+      <w:proofErr w:type="gramEnd"/>
+      <w:r>
+        <w:t xml:space="preserve"> 1 …. </w:t>
+      </w:r>
+      <w:proofErr w:type="gramStart"/>
+      <w:r>
+        <w:t>0….</w:t>
+      </w:r>
+      <w:proofErr w:type="gramEnd"/>
+      <w:r>
+        <w:t>.0</w:t>
+      </w:r>
+    </w:p>
+    <w:p>
+      <w:r>
+        <w:t xml:space="preserve"> 1 2 1 …</w:t>
+      </w:r>
+      <w:proofErr w:type="gramStart"/>
+      <w:r>
+        <w:t>0….</w:t>
+      </w:r>
+      <w:proofErr w:type="gramEnd"/>
+      <w:r>
+        <w:t>0</w:t>
+      </w:r>
+    </w:p>
+    <w:p>
+      <w:r>
+        <w:t xml:space="preserve">  …………</w:t>
+      </w:r>
+      <w:proofErr w:type="gramStart"/>
+      <w:r>
+        <w:t>…….</w:t>
+      </w:r>
+      <w:proofErr w:type="gramEnd"/>
+      <w:r>
+        <w:t>1</w:t>
+      </w:r>
+    </w:p>
+    <w:p>
+      <w:r>
+        <w:t xml:space="preserve"> 0…...0</w:t>
+      </w:r>
+      <w:proofErr w:type="gramStart"/>
+      <w:r>
+        <w:t>…....</w:t>
+      </w:r>
+      <w:proofErr w:type="gramEnd"/>
+      <w:r>
+        <w:t>1 2 }</w:t>
       </w:r>
     </w:p>
     <w:p>
@@ -53,10 +92,7 @@
         <w:t>то есть матрица с 2 на главной диагонали, 1 на соседних диагоналях, и 0 в остальных позициях.</w:t>
       </w:r>
     </w:p>
-    <w:p>
-      <w:bookmarkStart w:id="0" w:name="_GoBack"/>
-      <w:bookmarkEnd w:id="0"/>
-    </w:p>
+    <w:p/>
     <w:p>
       <w:pPr>
         <w:shd w:val="clear" w:color="auto" w:fill="002933"/>
@@ -70,6 +106,7 @@
         </w:rPr>
       </w:pPr>
       <w:proofErr w:type="spellStart"/>
+      <w:proofErr w:type="gramStart"/>
       <w:r>
         <w:rPr>
           <w:rFonts w:ascii="Consolas" w:eastAsia="Times New Roman" w:hAnsi="Consolas" w:cs="Times New Roman"/>
@@ -91,6 +128,7 @@
         </w:rPr>
         <w:t>(</w:t>
       </w:r>
+      <w:proofErr w:type="gramEnd"/>
       <w:r>
         <w:rPr>
           <w:rFonts w:ascii="Consolas" w:eastAsia="Times New Roman" w:hAnsi="Consolas" w:cs="Times New Roman"/>
@@ -175,6 +213,7 @@
         <w:t xml:space="preserve"> </w:t>
       </w:r>
       <w:proofErr w:type="spellStart"/>
+      <w:proofErr w:type="gramStart"/>
       <w:r>
         <w:rPr>
           <w:rFonts w:ascii="Consolas" w:eastAsia="Times New Roman" w:hAnsi="Consolas" w:cs="Times New Roman"/>
@@ -194,7 +233,18 @@
           <w:szCs w:val="21"/>
           <w:lang w:val="en-US" w:eastAsia="ru-RU"/>
         </w:rPr>
-        <w:t>()</w:t>
+        <w:t>(</w:t>
+      </w:r>
+      <w:proofErr w:type="gramEnd"/>
+      <w:r>
+        <w:rPr>
+          <w:rFonts w:ascii="Consolas" w:eastAsia="Times New Roman" w:hAnsi="Consolas" w:cs="Times New Roman"/>
+          <w:color w:val="E6E6E6"/>
+          <w:sz w:val="21"/>
+          <w:szCs w:val="21"/>
+          <w:lang w:val="en-US" w:eastAsia="ru-RU"/>
+        </w:rPr>
+        <w:t>)</w:t>
       </w:r>
     </w:p>
     <w:p>
@@ -239,6 +289,7 @@
         </w:rPr>
         <w:t xml:space="preserve"> </w:t>
       </w:r>
+      <w:proofErr w:type="gramStart"/>
       <w:r>
         <w:rPr>
           <w:rFonts w:ascii="Consolas" w:eastAsia="Times New Roman" w:hAnsi="Consolas" w:cs="Times New Roman"/>
@@ -257,7 +308,18 @@
           <w:szCs w:val="21"/>
           <w:lang w:val="en-US" w:eastAsia="ru-RU"/>
         </w:rPr>
-        <w:t>(Int64</w:t>
+        <w:t>(</w:t>
+      </w:r>
+      <w:proofErr w:type="gramEnd"/>
+      <w:r>
+        <w:rPr>
+          <w:rFonts w:ascii="Consolas" w:eastAsia="Times New Roman" w:hAnsi="Consolas" w:cs="Times New Roman"/>
+          <w:color w:val="E6E6E6"/>
+          <w:sz w:val="21"/>
+          <w:szCs w:val="21"/>
+          <w:lang w:val="en-US" w:eastAsia="ru-RU"/>
+        </w:rPr>
+        <w:t>Int64</w:t>
       </w:r>
       <w:r>
         <w:rPr>
@@ -322,6 +384,7 @@
         </w:rPr>
         <w:t xml:space="preserve"> </w:t>
       </w:r>
+      <w:proofErr w:type="gramStart"/>
       <w:r>
         <w:rPr>
           <w:rFonts w:ascii="Consolas" w:eastAsia="Times New Roman" w:hAnsi="Consolas" w:cs="Times New Roman"/>
@@ -340,7 +403,18 @@
           <w:szCs w:val="21"/>
           <w:lang w:val="en-US" w:eastAsia="ru-RU"/>
         </w:rPr>
-        <w:t>(Int</w:t>
+        <w:t>(</w:t>
+      </w:r>
+      <w:proofErr w:type="gramEnd"/>
+      <w:r>
+        <w:rPr>
+          <w:rFonts w:ascii="Consolas" w:eastAsia="Times New Roman" w:hAnsi="Consolas" w:cs="Times New Roman"/>
+          <w:color w:val="E6E6E6"/>
+          <w:sz w:val="21"/>
+          <w:szCs w:val="21"/>
+          <w:lang w:val="en-US" w:eastAsia="ru-RU"/>
+        </w:rPr>
+        <w:t>Int</w:t>
       </w:r>
       <w:r>
         <w:rPr>
@@ -445,7 +519,18 @@
           <w:szCs w:val="21"/>
           <w:lang w:val="en-US" w:eastAsia="ru-RU"/>
         </w:rPr>
-        <w:t xml:space="preserve"> 1</w:t>
+        <w:t xml:space="preserve"> </w:t>
+      </w:r>
+      <w:proofErr w:type="gramStart"/>
+      <w:r>
+        <w:rPr>
+          <w:rFonts w:ascii="Consolas" w:eastAsia="Times New Roman" w:hAnsi="Consolas" w:cs="Times New Roman"/>
+          <w:color w:val="E6E6E6"/>
+          <w:sz w:val="21"/>
+          <w:szCs w:val="21"/>
+          <w:lang w:val="en-US" w:eastAsia="ru-RU"/>
+        </w:rPr>
+        <w:t>1</w:t>
       </w:r>
       <w:r>
         <w:rPr>
@@ -467,6 +552,7 @@
         </w:rPr>
         <w:t>N</w:t>
       </w:r>
+      <w:proofErr w:type="gramEnd"/>
     </w:p>
     <w:p>
       <w:pPr>
@@ -508,7 +594,18 @@
           <w:szCs w:val="21"/>
           <w:lang w:val="en-US" w:eastAsia="ru-RU"/>
         </w:rPr>
-        <w:t xml:space="preserve"> 1</w:t>
+        <w:t xml:space="preserve"> </w:t>
+      </w:r>
+      <w:proofErr w:type="gramStart"/>
+      <w:r>
+        <w:rPr>
+          <w:rFonts w:ascii="Consolas" w:eastAsia="Times New Roman" w:hAnsi="Consolas" w:cs="Times New Roman"/>
+          <w:color w:val="E6E6E6"/>
+          <w:sz w:val="21"/>
+          <w:szCs w:val="21"/>
+          <w:lang w:val="en-US" w:eastAsia="ru-RU"/>
+        </w:rPr>
+        <w:t>1</w:t>
       </w:r>
       <w:r>
         <w:rPr>
@@ -530,6 +627,7 @@
         </w:rPr>
         <w:t>N</w:t>
       </w:r>
+      <w:proofErr w:type="gramEnd"/>
     </w:p>
     <w:p>
       <w:pPr>
@@ -619,6 +717,7 @@
         <w:t>            A[</w:t>
       </w:r>
       <w:proofErr w:type="spellStart"/>
+      <w:proofErr w:type="gramStart"/>
       <w:r>
         <w:rPr>
           <w:rFonts w:ascii="Consolas" w:eastAsia="Times New Roman" w:hAnsi="Consolas" w:cs="Times New Roman"/>
@@ -650,6 +749,7 @@
         <w:t>j</w:t>
       </w:r>
       <w:proofErr w:type="spellEnd"/>
+      <w:proofErr w:type="gramEnd"/>
       <w:r>
         <w:rPr>
           <w:rFonts w:ascii="Consolas" w:eastAsia="Times New Roman" w:hAnsi="Consolas" w:cs="Times New Roman"/>
@@ -703,6 +803,7 @@
         </w:rPr>
         <w:t xml:space="preserve">        elseif </w:t>
       </w:r>
+      <w:proofErr w:type="gramStart"/>
       <w:r>
         <w:rPr>
           <w:rFonts w:ascii="Consolas" w:eastAsia="Times New Roman" w:hAnsi="Consolas" w:cs="Times New Roman"/>
@@ -724,6 +825,7 @@
         <w:t>(</w:t>
       </w:r>
       <w:proofErr w:type="spellStart"/>
+      <w:proofErr w:type="gramEnd"/>
       <w:r>
         <w:rPr>
           <w:rFonts w:ascii="Consolas" w:eastAsia="Times New Roman" w:hAnsi="Consolas" w:cs="Times New Roman"/>
@@ -809,6 +911,7 @@
         <w:t>            A[</w:t>
       </w:r>
       <w:proofErr w:type="spellStart"/>
+      <w:proofErr w:type="gramStart"/>
       <w:r>
         <w:rPr>
           <w:rFonts w:ascii="Consolas" w:eastAsia="Times New Roman" w:hAnsi="Consolas" w:cs="Times New Roman"/>
@@ -840,6 +943,7 @@
         <w:t>j</w:t>
       </w:r>
       <w:proofErr w:type="spellEnd"/>
+      <w:proofErr w:type="gramEnd"/>
       <w:r>
         <w:rPr>
           <w:rFonts w:ascii="Consolas" w:eastAsia="Times New Roman" w:hAnsi="Consolas" w:cs="Times New Roman"/>
@@ -1002,7 +1106,18 @@
           <w:szCs w:val="21"/>
           <w:lang w:val="en-US" w:eastAsia="ru-RU"/>
         </w:rPr>
-        <w:t xml:space="preserve"> 1</w:t>
+        <w:t xml:space="preserve"> </w:t>
+      </w:r>
+      <w:proofErr w:type="gramStart"/>
+      <w:r>
+        <w:rPr>
+          <w:rFonts w:ascii="Consolas" w:eastAsia="Times New Roman" w:hAnsi="Consolas" w:cs="Times New Roman"/>
+          <w:color w:val="E6E6E6"/>
+          <w:sz w:val="21"/>
+          <w:szCs w:val="21"/>
+          <w:lang w:val="en-US" w:eastAsia="ru-RU"/>
+        </w:rPr>
+        <w:t>1</w:t>
       </w:r>
       <w:r>
         <w:rPr>
@@ -1024,6 +1139,7 @@
         </w:rPr>
         <w:t>N</w:t>
       </w:r>
+      <w:proofErr w:type="gramEnd"/>
     </w:p>
     <w:p>
       <w:pPr>
@@ -1067,9 +1183,21 @@
           <w:szCs w:val="21"/>
           <w:lang w:val="en-US" w:eastAsia="ru-RU"/>
         </w:rPr>
-        <w:t>(A[</w:t>
+        <w:t>(</w:t>
+      </w:r>
+      <w:proofErr w:type="gramStart"/>
+      <w:r>
+        <w:rPr>
+          <w:rFonts w:ascii="Consolas" w:eastAsia="Times New Roman" w:hAnsi="Consolas" w:cs="Times New Roman"/>
+          <w:color w:val="E6E6E6"/>
+          <w:sz w:val="21"/>
+          <w:szCs w:val="21"/>
+          <w:lang w:val="en-US" w:eastAsia="ru-RU"/>
+        </w:rPr>
+        <w:t>A[</w:t>
       </w:r>
       <w:proofErr w:type="spellStart"/>
+      <w:proofErr w:type="gramEnd"/>
       <w:r>
         <w:rPr>
           <w:rFonts w:ascii="Consolas" w:eastAsia="Times New Roman" w:hAnsi="Consolas" w:cs="Times New Roman"/>
@@ -1143,6 +1271,9 @@
     <w:p/>
     <w:p>
       <w:r>
+        <w:rPr>
+          <w:noProof/>
+        </w:rPr>
         <w:drawing>
           <wp:inline distT="0" distB="0" distL="0" distR="0" wp14:anchorId="45420298" wp14:editId="4EE3DA85">
             <wp:extent cx="5940425" cy="1184487"/>
@@ -1225,7 +1356,11 @@
     </w:p>
     <w:p>
       <w:r>
-        <w:t xml:space="preserve">Используя генератор случайных чисел найти приближенное значение числа  </w:t>
+        <w:t xml:space="preserve">Используя генератор случайных чисел найти приближенное значение </w:t>
+      </w:r>
+      <w:proofErr w:type="gramStart"/>
+      <w:r>
+        <w:t xml:space="preserve">числа  </w:t>
       </w:r>
       <w:r>
         <w:rPr>
@@ -1236,7 +1371,19 @@
         <w:t>π</w:t>
       </w:r>
       <w:r>
-        <w:t xml:space="preserve">.  Для этого вообразим окружность единичного радиуса в центре координат и заключим ее в квадрат [−1,1]×[−1,1]. Площадь окружности </w:t>
+        <w:t>.</w:t>
+      </w:r>
+      <w:proofErr w:type="gramEnd"/>
+      <w:r>
+        <w:t xml:space="preserve">  Для этого вообразим окружность единичного радиуса в центре координат и заключим ее в квадрат [−1,</w:t>
+      </w:r>
+      <w:proofErr w:type="gramStart"/>
+      <w:r>
+        <w:t>1]×</w:t>
+      </w:r>
+      <w:proofErr w:type="gramEnd"/>
+      <w:r>
+        <w:t xml:space="preserve">[−1,1]. Площадь окружности </w:t>
       </w:r>
       <w:r>
         <w:rPr>
@@ -1247,7 +1394,15 @@
         <w:t>π</w:t>
       </w:r>
       <w:r>
-        <w:t>. Площадь квадрата 4. Таким образом если точки равномерно генерируются в области [−1,1]×[−1,1],  тогда вероятность того что они расположены в единичной окружности (</w:t>
+        <w:t>. Площадь квадрата 4. Таким образом если точки равномерно генерируются в области [−1,</w:t>
+      </w:r>
+      <w:proofErr w:type="gramStart"/>
+      <w:r>
+        <w:t>1]×</w:t>
+      </w:r>
+      <w:proofErr w:type="gramEnd"/>
+      <w:r>
+        <w:t>[−1,1],  тогда вероятность того что они расположены в единичной окружности (</w:t>
       </w:r>
       <w:r>
         <w:rPr>
@@ -1336,7 +1491,27 @@
           <w:szCs w:val="21"/>
           <w:lang w:val="en-US" w:eastAsia="ru-RU"/>
         </w:rPr>
-        <w:t>task2.jl</w:t>
+        <w:t xml:space="preserve">N </w:t>
+      </w:r>
+      <w:r>
+        <w:rPr>
+          <w:rFonts w:ascii="Consolas" w:eastAsia="Times New Roman" w:hAnsi="Consolas" w:cs="Times New Roman"/>
+          <w:color w:val="FFBE79"/>
+          <w:sz w:val="21"/>
+          <w:szCs w:val="21"/>
+          <w:lang w:val="en-US" w:eastAsia="ru-RU"/>
+        </w:rPr>
+        <w:t>=</w:t>
+      </w:r>
+      <w:r>
+        <w:rPr>
+          <w:rFonts w:ascii="Consolas" w:eastAsia="Times New Roman" w:hAnsi="Consolas" w:cs="Times New Roman"/>
+          <w:color w:val="E6E6E6"/>
+          <w:sz w:val="21"/>
+          <w:szCs w:val="21"/>
+          <w:lang w:val="en-US" w:eastAsia="ru-RU"/>
+        </w:rPr>
+        <w:t xml:space="preserve"> 1000000</w:t>
       </w:r>
     </w:p>
     <w:p>
@@ -1351,36 +1526,6 @@
           <w:lang w:val="en-US" w:eastAsia="ru-RU"/>
         </w:rPr>
       </w:pPr>
-      <w:r>
-        <w:rPr>
-          <w:rFonts w:ascii="Consolas" w:eastAsia="Times New Roman" w:hAnsi="Consolas" w:cs="Times New Roman"/>
-          <w:color w:val="E6E6E6"/>
-          <w:sz w:val="21"/>
-          <w:szCs w:val="21"/>
-          <w:lang w:val="en-US" w:eastAsia="ru-RU"/>
-        </w:rPr>
-        <w:t xml:space="preserve">N </w:t>
-      </w:r>
-      <w:r>
-        <w:rPr>
-          <w:rFonts w:ascii="Consolas" w:eastAsia="Times New Roman" w:hAnsi="Consolas" w:cs="Times New Roman"/>
-          <w:color w:val="FFBE79"/>
-          <w:sz w:val="21"/>
-          <w:szCs w:val="21"/>
-          <w:lang w:val="en-US" w:eastAsia="ru-RU"/>
-        </w:rPr>
-        <w:t>=</w:t>
-      </w:r>
-      <w:r>
-        <w:rPr>
-          <w:rFonts w:ascii="Consolas" w:eastAsia="Times New Roman" w:hAnsi="Consolas" w:cs="Times New Roman"/>
-          <w:color w:val="E6E6E6"/>
-          <w:sz w:val="21"/>
-          <w:szCs w:val="21"/>
-          <w:lang w:val="en-US" w:eastAsia="ru-RU"/>
-        </w:rPr>
-        <w:t xml:space="preserve"> 1000000</w:t>
-      </w:r>
     </w:p>
     <w:p>
       <w:pPr>
@@ -1394,6 +1539,108 @@
           <w:lang w:val="en-US" w:eastAsia="ru-RU"/>
         </w:rPr>
       </w:pPr>
+      <w:r>
+        <w:rPr>
+          <w:rFonts w:ascii="Consolas" w:eastAsia="Times New Roman" w:hAnsi="Consolas" w:cs="Times New Roman"/>
+          <w:color w:val="E6E6E6"/>
+          <w:sz w:val="21"/>
+          <w:szCs w:val="21"/>
+          <w:lang w:val="en-US" w:eastAsia="ru-RU"/>
+        </w:rPr>
+        <w:t xml:space="preserve">x </w:t>
+      </w:r>
+      <w:r>
+        <w:rPr>
+          <w:rFonts w:ascii="Consolas" w:eastAsia="Times New Roman" w:hAnsi="Consolas" w:cs="Times New Roman"/>
+          <w:color w:val="FFBE79"/>
+          <w:sz w:val="21"/>
+          <w:szCs w:val="21"/>
+          <w:lang w:val="en-US" w:eastAsia="ru-RU"/>
+        </w:rPr>
+        <w:t>=</w:t>
+      </w:r>
+      <w:r>
+        <w:rPr>
+          <w:rFonts w:ascii="Consolas" w:eastAsia="Times New Roman" w:hAnsi="Consolas" w:cs="Times New Roman"/>
+          <w:color w:val="E6E6E6"/>
+          <w:sz w:val="21"/>
+          <w:szCs w:val="21"/>
+          <w:lang w:val="en-US" w:eastAsia="ru-RU"/>
+        </w:rPr>
+        <w:t xml:space="preserve"> </w:t>
+      </w:r>
+      <w:proofErr w:type="gramStart"/>
+      <w:r>
+        <w:rPr>
+          <w:rFonts w:ascii="Consolas" w:eastAsia="Times New Roman" w:hAnsi="Consolas" w:cs="Times New Roman"/>
+          <w:color w:val="E6E6E6"/>
+          <w:sz w:val="21"/>
+          <w:szCs w:val="21"/>
+          <w:lang w:val="en-US" w:eastAsia="ru-RU"/>
+        </w:rPr>
+        <w:t xml:space="preserve">2 </w:t>
+      </w:r>
+      <w:r>
+        <w:rPr>
+          <w:rFonts w:ascii="Consolas" w:eastAsia="Times New Roman" w:hAnsi="Consolas" w:cs="Times New Roman"/>
+          <w:color w:val="FFBE79"/>
+          <w:sz w:val="21"/>
+          <w:szCs w:val="21"/>
+          <w:lang w:val="en-US" w:eastAsia="ru-RU"/>
+        </w:rPr>
+        <w:t>.</w:t>
+      </w:r>
+      <w:proofErr w:type="gramEnd"/>
+      <w:r>
+        <w:rPr>
+          <w:rFonts w:ascii="Consolas" w:eastAsia="Times New Roman" w:hAnsi="Consolas" w:cs="Times New Roman"/>
+          <w:color w:val="FFBE79"/>
+          <w:sz w:val="21"/>
+          <w:szCs w:val="21"/>
+          <w:lang w:val="en-US" w:eastAsia="ru-RU"/>
+        </w:rPr>
+        <w:t>*</w:t>
+      </w:r>
+      <w:r>
+        <w:rPr>
+          <w:rFonts w:ascii="Consolas" w:eastAsia="Times New Roman" w:hAnsi="Consolas" w:cs="Times New Roman"/>
+          <w:color w:val="8BE1F7"/>
+          <w:sz w:val="21"/>
+          <w:szCs w:val="21"/>
+          <w:lang w:val="en-US" w:eastAsia="ru-RU"/>
+        </w:rPr>
+        <w:t>rand</w:t>
+      </w:r>
+      <w:r>
+        <w:rPr>
+          <w:rFonts w:ascii="Consolas" w:eastAsia="Times New Roman" w:hAnsi="Consolas" w:cs="Times New Roman"/>
+          <w:color w:val="E6E6E6"/>
+          <w:sz w:val="21"/>
+          <w:szCs w:val="21"/>
+          <w:lang w:val="en-US" w:eastAsia="ru-RU"/>
+        </w:rPr>
+        <w:t xml:space="preserve">(N) </w:t>
+      </w:r>
+      <w:r>
+        <w:rPr>
+          <w:rFonts w:ascii="Consolas" w:eastAsia="Times New Roman" w:hAnsi="Consolas" w:cs="Times New Roman"/>
+          <w:color w:val="FFBE79"/>
+          <w:sz w:val="21"/>
+          <w:szCs w:val="21"/>
+          <w:lang w:val="en-US" w:eastAsia="ru-RU"/>
+        </w:rPr>
+        <w:t>.-</w:t>
+      </w:r>
+      <w:r>
+        <w:rPr>
+          <w:rFonts w:ascii="Consolas" w:eastAsia="Times New Roman" w:hAnsi="Consolas" w:cs="Times New Roman"/>
+          <w:color w:val="E6E6E6"/>
+          <w:sz w:val="21"/>
+          <w:szCs w:val="21"/>
+          <w:lang w:val="en-US" w:eastAsia="ru-RU"/>
+        </w:rPr>
+        <w:t xml:space="preserve"> 1</w:t>
+      </w:r>
     </w:p>
     <w:p>
       <w:pPr>
@@ -1415,7 +1662,7 @@
           <w:szCs w:val="21"/>
           <w:lang w:val="en-US" w:eastAsia="ru-RU"/>
         </w:rPr>
-        <w:t xml:space="preserve">x </w:t>
+        <w:t xml:space="preserve">y </w:t>
       </w:r>
       <w:r>
         <w:rPr>
@@ -1435,17 +1682,39 @@
           <w:szCs w:val="21"/>
           <w:lang w:val="en-US" w:eastAsia="ru-RU"/>
         </w:rPr>
-        <w:t xml:space="preserve"> 2 </w:t>
-      </w:r>
-      <w:r>
-        <w:rPr>
-          <w:rFonts w:ascii="Consolas" w:eastAsia="Times New Roman" w:hAnsi="Consolas" w:cs="Times New Roman"/>
-          <w:color w:val="FFBE79"/>
-          <w:sz w:val="21"/>
-          <w:szCs w:val="21"/>
-          <w:lang w:val="en-US" w:eastAsia="ru-RU"/>
-        </w:rPr>
-        <w:t>.*</w:t>
+        <w:t xml:space="preserve"> </w:t>
+      </w:r>
+      <w:proofErr w:type="gramStart"/>
+      <w:r>
+        <w:rPr>
+          <w:rFonts w:ascii="Consolas" w:eastAsia="Times New Roman" w:hAnsi="Consolas" w:cs="Times New Roman"/>
+          <w:color w:val="E6E6E6"/>
+          <w:sz w:val="21"/>
+          <w:szCs w:val="21"/>
+          <w:lang w:val="en-US" w:eastAsia="ru-RU"/>
+        </w:rPr>
+        <w:t xml:space="preserve">2 </w:t>
+      </w:r>
+      <w:r>
+        <w:rPr>
+          <w:rFonts w:ascii="Consolas" w:eastAsia="Times New Roman" w:hAnsi="Consolas" w:cs="Times New Roman"/>
+          <w:color w:val="FFBE79"/>
+          <w:sz w:val="21"/>
+          <w:szCs w:val="21"/>
+          <w:lang w:val="en-US" w:eastAsia="ru-RU"/>
+        </w:rPr>
+        <w:t>.</w:t>
+      </w:r>
+      <w:proofErr w:type="gramEnd"/>
+      <w:r>
+        <w:rPr>
+          <w:rFonts w:ascii="Consolas" w:eastAsia="Times New Roman" w:hAnsi="Consolas" w:cs="Times New Roman"/>
+          <w:color w:val="FFBE79"/>
+          <w:sz w:val="21"/>
+          <w:szCs w:val="21"/>
+          <w:lang w:val="en-US" w:eastAsia="ru-RU"/>
+        </w:rPr>
+        <w:t>*</w:t>
       </w:r>
       <w:r>
         <w:rPr>
@@ -1500,86 +1769,6 @@
           <w:lang w:val="en-US" w:eastAsia="ru-RU"/>
         </w:rPr>
       </w:pPr>
-      <w:r>
-        <w:rPr>
-          <w:rFonts w:ascii="Consolas" w:eastAsia="Times New Roman" w:hAnsi="Consolas" w:cs="Times New Roman"/>
-          <w:color w:val="E6E6E6"/>
-          <w:sz w:val="21"/>
-          <w:szCs w:val="21"/>
-          <w:lang w:val="en-US" w:eastAsia="ru-RU"/>
-        </w:rPr>
-        <w:t xml:space="preserve">y </w:t>
-      </w:r>
-      <w:r>
-        <w:rPr>
-          <w:rFonts w:ascii="Consolas" w:eastAsia="Times New Roman" w:hAnsi="Consolas" w:cs="Times New Roman"/>
-          <w:color w:val="FFBE79"/>
-          <w:sz w:val="21"/>
-          <w:szCs w:val="21"/>
-          <w:lang w:val="en-US" w:eastAsia="ru-RU"/>
-        </w:rPr>
-        <w:t>=</w:t>
-      </w:r>
-      <w:r>
-        <w:rPr>
-          <w:rFonts w:ascii="Consolas" w:eastAsia="Times New Roman" w:hAnsi="Consolas" w:cs="Times New Roman"/>
-          <w:color w:val="E6E6E6"/>
-          <w:sz w:val="21"/>
-          <w:szCs w:val="21"/>
-          <w:lang w:val="en-US" w:eastAsia="ru-RU"/>
-        </w:rPr>
-        <w:t xml:space="preserve"> 2 </w:t>
-      </w:r>
-      <w:r>
-        <w:rPr>
-          <w:rFonts w:ascii="Consolas" w:eastAsia="Times New Roman" w:hAnsi="Consolas" w:cs="Times New Roman"/>
-          <w:color w:val="FFBE79"/>
-          <w:sz w:val="21"/>
-          <w:szCs w:val="21"/>
-          <w:lang w:val="en-US" w:eastAsia="ru-RU"/>
-        </w:rPr>
-        <w:t>.*</w:t>
-      </w:r>
-      <w:r>
-        <w:rPr>
-          <w:rFonts w:ascii="Consolas" w:eastAsia="Times New Roman" w:hAnsi="Consolas" w:cs="Times New Roman"/>
-          <w:color w:val="8BE1F7"/>
-          <w:sz w:val="21"/>
-          <w:szCs w:val="21"/>
-          <w:lang w:val="en-US" w:eastAsia="ru-RU"/>
-        </w:rPr>
-        <w:t>rand</w:t>
-      </w:r>
-      <w:r>
-        <w:rPr>
-          <w:rFonts w:ascii="Consolas" w:eastAsia="Times New Roman" w:hAnsi="Consolas" w:cs="Times New Roman"/>
-          <w:color w:val="E6E6E6"/>
-          <w:sz w:val="21"/>
-          <w:szCs w:val="21"/>
-          <w:lang w:val="en-US" w:eastAsia="ru-RU"/>
-        </w:rPr>
-        <w:t xml:space="preserve">(N) </w:t>
-      </w:r>
-      <w:r>
-        <w:rPr>
-          <w:rFonts w:ascii="Consolas" w:eastAsia="Times New Roman" w:hAnsi="Consolas" w:cs="Times New Roman"/>
-          <w:color w:val="FFBE79"/>
-          <w:sz w:val="21"/>
-          <w:szCs w:val="21"/>
-          <w:lang w:val="en-US" w:eastAsia="ru-RU"/>
-        </w:rPr>
-        <w:t>.-</w:t>
-      </w:r>
-      <w:r>
-        <w:rPr>
-          <w:rFonts w:ascii="Consolas" w:eastAsia="Times New Roman" w:hAnsi="Consolas" w:cs="Times New Roman"/>
-          <w:color w:val="E6E6E6"/>
-          <w:sz w:val="21"/>
-          <w:szCs w:val="21"/>
-          <w:lang w:val="en-US" w:eastAsia="ru-RU"/>
-        </w:rPr>
-        <w:t xml:space="preserve"> 1</w:t>
-      </w:r>
     </w:p>
     <w:p>
       <w:pPr>
@@ -1593,19 +1782,6 @@
           <w:lang w:val="en-US" w:eastAsia="ru-RU"/>
         </w:rPr>
       </w:pPr>
-    </w:p>
-    <w:p>
-      <w:pPr>
-        <w:shd w:val="clear" w:color="auto" w:fill="002933"/>
-        <w:spacing w:after="0" w:line="285" w:lineRule="atLeast"/>
-        <w:rPr>
-          <w:rFonts w:ascii="Consolas" w:eastAsia="Times New Roman" w:hAnsi="Consolas" w:cs="Times New Roman"/>
-          <w:color w:val="E6E6E6"/>
-          <w:sz w:val="21"/>
-          <w:szCs w:val="21"/>
-          <w:lang w:val="en-US" w:eastAsia="ru-RU"/>
-        </w:rPr>
-      </w:pPr>
       <w:proofErr w:type="spellStart"/>
       <w:r>
         <w:rPr>
@@ -1648,6 +1824,7 @@
         </w:rPr>
         <w:t xml:space="preserve"> </w:t>
       </w:r>
+      <w:proofErr w:type="gramStart"/>
       <w:r>
         <w:rPr>
           <w:rFonts w:ascii="Consolas" w:eastAsia="Times New Roman" w:hAnsi="Consolas" w:cs="Times New Roman"/>
@@ -1666,7 +1843,18 @@
           <w:szCs w:val="21"/>
           <w:lang w:val="en-US" w:eastAsia="ru-RU"/>
         </w:rPr>
-        <w:t>(x</w:t>
+        <w:t>(</w:t>
+      </w:r>
+      <w:proofErr w:type="gramEnd"/>
+      <w:r>
+        <w:rPr>
+          <w:rFonts w:ascii="Consolas" w:eastAsia="Times New Roman" w:hAnsi="Consolas" w:cs="Times New Roman"/>
+          <w:color w:val="E6E6E6"/>
+          <w:sz w:val="21"/>
+          <w:szCs w:val="21"/>
+          <w:lang w:val="en-US" w:eastAsia="ru-RU"/>
+        </w:rPr>
+        <w:t>x</w:t>
       </w:r>
       <w:r>
         <w:rPr>
@@ -2026,6 +2214,9 @@
     <w:p/>
     <w:p>
       <w:r>
+        <w:rPr>
+          <w:noProof/>
+        </w:rPr>
         <w:drawing>
           <wp:inline distT="0" distB="0" distL="0" distR="0" wp14:anchorId="28A99BD9" wp14:editId="7F18AD57">
             <wp:extent cx="5940425" cy="292735"/>
@@ -2343,17 +2534,39 @@
           <w:szCs w:val="21"/>
           <w:lang w:val="en-US" w:eastAsia="ru-RU"/>
         </w:rPr>
-        <w:t xml:space="preserve"> 1 </w:t>
-      </w:r>
-      <w:r>
-        <w:rPr>
-          <w:rFonts w:ascii="Consolas" w:eastAsia="Times New Roman" w:hAnsi="Consolas" w:cs="Times New Roman"/>
-          <w:color w:val="FFBE79"/>
-          <w:sz w:val="21"/>
-          <w:szCs w:val="21"/>
-          <w:lang w:val="en-US" w:eastAsia="ru-RU"/>
-        </w:rPr>
-        <w:t>.+</w:t>
+        <w:t xml:space="preserve"> </w:t>
+      </w:r>
+      <w:proofErr w:type="gramStart"/>
+      <w:r>
+        <w:rPr>
+          <w:rFonts w:ascii="Consolas" w:eastAsia="Times New Roman" w:hAnsi="Consolas" w:cs="Times New Roman"/>
+          <w:color w:val="E6E6E6"/>
+          <w:sz w:val="21"/>
+          <w:szCs w:val="21"/>
+          <w:lang w:val="en-US" w:eastAsia="ru-RU"/>
+        </w:rPr>
+        <w:t xml:space="preserve">1 </w:t>
+      </w:r>
+      <w:r>
+        <w:rPr>
+          <w:rFonts w:ascii="Consolas" w:eastAsia="Times New Roman" w:hAnsi="Consolas" w:cs="Times New Roman"/>
+          <w:color w:val="FFBE79"/>
+          <w:sz w:val="21"/>
+          <w:szCs w:val="21"/>
+          <w:lang w:val="en-US" w:eastAsia="ru-RU"/>
+        </w:rPr>
+        <w:t>.</w:t>
+      </w:r>
+      <w:proofErr w:type="gramEnd"/>
+      <w:r>
+        <w:rPr>
+          <w:rFonts w:ascii="Consolas" w:eastAsia="Times New Roman" w:hAnsi="Consolas" w:cs="Times New Roman"/>
+          <w:color w:val="FFBE79"/>
+          <w:sz w:val="21"/>
+          <w:szCs w:val="21"/>
+          <w:lang w:val="en-US" w:eastAsia="ru-RU"/>
+        </w:rPr>
+        <w:t>+</w:t>
       </w:r>
       <w:r>
         <w:rPr>
@@ -2412,6 +2625,7 @@
         </w:rPr>
       </w:pPr>
       <w:proofErr w:type="spellStart"/>
+      <w:proofErr w:type="gramStart"/>
       <w:r>
         <w:rPr>
           <w:rFonts w:ascii="Consolas" w:eastAsia="Times New Roman" w:hAnsi="Consolas" w:cs="Times New Roman"/>
@@ -2434,6 +2648,7 @@
         <w:t>(</w:t>
       </w:r>
       <w:proofErr w:type="spellStart"/>
+      <w:proofErr w:type="gramEnd"/>
       <w:r>
         <w:rPr>
           <w:rFonts w:ascii="Consolas" w:eastAsia="Times New Roman" w:hAnsi="Consolas" w:cs="Times New Roman"/>
@@ -2511,6 +2726,7 @@
           <w:lang w:val="en-US" w:eastAsia="ru-RU"/>
         </w:rPr>
       </w:pPr>
+      <w:proofErr w:type="gramStart"/>
       <w:r>
         <w:rPr>
           <w:rFonts w:ascii="Consolas" w:eastAsia="Times New Roman" w:hAnsi="Consolas" w:cs="Times New Roman"/>
@@ -2529,7 +2745,18 @@
           <w:szCs w:val="21"/>
           <w:lang w:val="en-US" w:eastAsia="ru-RU"/>
         </w:rPr>
-        <w:t>(A</w:t>
+        <w:t>(</w:t>
+      </w:r>
+      <w:proofErr w:type="gramEnd"/>
+      <w:r>
+        <w:rPr>
+          <w:rFonts w:ascii="Consolas" w:eastAsia="Times New Roman" w:hAnsi="Consolas" w:cs="Times New Roman"/>
+          <w:color w:val="E6E6E6"/>
+          <w:sz w:val="21"/>
+          <w:szCs w:val="21"/>
+          <w:lang w:val="en-US" w:eastAsia="ru-RU"/>
+        </w:rPr>
+        <w:t>A</w:t>
       </w:r>
       <w:r>
         <w:rPr>
@@ -2782,6 +3009,7 @@
       </w:pPr>
       <w:r>
         <w:rPr>
+          <w:noProof/>
           <w:lang w:val="en-US"/>
         </w:rPr>
         <w:drawing>
@@ -2820,6 +3048,15 @@
           </wp:inline>
         </w:drawing>
       </w:r>
+    </w:p>
+    <w:p>
+      <w:pPr>
+        <w:rPr>
+          <w:lang w:val="en-US"/>
+        </w:rPr>
+      </w:pPr>
+      <w:bookmarkStart w:id="0" w:name="_GoBack"/>
+      <w:bookmarkEnd w:id="0"/>
     </w:p>
     <w:sectPr>
       <w:pgSz w:w="11906" w:h="16838"/>
@@ -3233,6 +3470,7 @@
   <w:style w:type="character" w:default="1" w:styleId="a0">
     <w:name w:val="Default Paragraph Font"/>
     <w:uiPriority w:val="1"/>
+    <w:semiHidden/>
     <w:unhideWhenUsed/>
   </w:style>
   <w:style w:type="table" w:default="1" w:styleId="a1">

--- a/Lab0/Lab0.docx
+++ b/Lab0/Lab0.docx
@@ -3,13 +3,16 @@
 <w:document xmlns:wpc="http://schemas.microsoft.com/office/word/2010/wordprocessingCanvas" xmlns:cx="http://schemas.microsoft.com/office/drawing/2014/chartex" xmlns:cx1="http://schemas.microsoft.com/office/drawing/2015/9/8/chartex" xmlns:cx2="http://schemas.microsoft.com/office/drawing/2015/10/21/chartex" xmlns:cx3="http://schemas.microsoft.com/office/drawing/2016/5/9/chartex" xmlns:cx4="http://schemas.microsoft.com/office/drawing/2016/5/10/chartex" xmlns:cx5="http://schemas.microsoft.com/office/drawing/2016/5/11/chartex" xmlns:cx6="http://schemas.microsoft.com/office/drawing/2016/5/12/chartex" xmlns:cx7="http://schemas.microsoft.com/office/drawing/2016/5/13/chartex" xmlns:cx8="http://schemas.microsoft.com/office/drawing/2016/5/14/chartex" xmlns:mc="http://schemas.openxmlformats.org/markup-compatibility/2006" xmlns:aink="http://schemas.microsoft.com/office/drawing/2016/ink" xmlns:am3d="http://schemas.microsoft.com/office/drawing/2017/model3d" xmlns:o="urn:schemas-microsoft-com:office:office" xmlns:r="http://schemas.openxmlformats.org/officeDocument/2006/relationships" xmlns:m="http://schemas.openxmlformats.org/officeDocument/2006/math" xmlns:v="urn:schemas-microsoft-com:vml" xmlns:wp14="http://schemas.microsoft.com/office/word/2010/wordprocessingDrawing" xmlns:wp="http://schemas.openxmlformats.org/drawingml/2006/wordprocessingDrawing" xmlns:w10="urn:schemas-microsoft-com:office:word" xmlns:w="http://schemas.openxmlformats.org/wordprocessingml/2006/main" xmlns:w14="http://schemas.microsoft.com/office/word/2010/wordml" xmlns:w15="http://schemas.microsoft.com/office/word/2012/wordml" xmlns:w16cex="http://schemas.microsoft.com/office/word/2018/wordml/cex" xmlns:w16cid="http://schemas.microsoft.com/office/word/2016/wordml/cid" xmlns:w16="http://schemas.microsoft.com/office/word/2018/wordml" xmlns:w16se="http://schemas.microsoft.com/office/word/2015/wordml/symex" xmlns:wpg="http://schemas.microsoft.com/office/word/2010/wordprocessingGroup" xmlns:wpi="http://schemas.microsoft.com/office/word/2010/wordprocessingInk" xmlns:wne="http://schemas.microsoft.com/office/word/2006/wordml" xmlns:wps="http://schemas.microsoft.com/office/word/2010/wordprocessingShape" mc:Ignorable="w14 w15 w16se w16cid w16 w16cex wp14">
   <w:body>
     <w:p>
-      <w:r>
-        <w:t>Задача 1</w:t>
-      </w:r>
-    </w:p>
-    <w:p>
-      <w:r>
-        <w:t xml:space="preserve">Задание 1. Используя массивы языка </w:t>
+      <w:bookmarkStart w:id="0" w:name="_Hlk230455250"/>
+      <w:r>
+        <w:rPr>
+          <w:b/>
+          <w:bCs/>
+        </w:rPr>
+        <w:t>Задание 1.</w:t>
+      </w:r>
+      <w:r>
+        <w:t xml:space="preserve"> Используя массивы языка </w:t>
       </w:r>
       <w:proofErr w:type="spellStart"/>
       <w:r>
@@ -1318,12 +1321,14 @@
         </w:drawing>
       </w:r>
     </w:p>
+    <w:bookmarkEnd w:id="0"/>
     <w:p>
       <w:r>
         <w:br w:type="page"/>
       </w:r>
     </w:p>
     <w:p>
+      <w:bookmarkStart w:id="1" w:name="_Hlk230455515"/>
       <w:r>
         <w:rPr>
           <w:b/>
@@ -1480,26 +1485,36 @@
           <w:color w:val="E6E6E6"/>
           <w:sz w:val="21"/>
           <w:szCs w:val="21"/>
-          <w:lang w:val="en-US" w:eastAsia="ru-RU"/>
-        </w:rPr>
-      </w:pPr>
-      <w:r>
-        <w:rPr>
-          <w:rFonts w:ascii="Consolas" w:eastAsia="Times New Roman" w:hAnsi="Consolas" w:cs="Times New Roman"/>
-          <w:color w:val="E6E6E6"/>
-          <w:sz w:val="21"/>
-          <w:szCs w:val="21"/>
-          <w:lang w:val="en-US" w:eastAsia="ru-RU"/>
-        </w:rPr>
-        <w:t xml:space="preserve">N </w:t>
-      </w:r>
-      <w:r>
-        <w:rPr>
-          <w:rFonts w:ascii="Consolas" w:eastAsia="Times New Roman" w:hAnsi="Consolas" w:cs="Times New Roman"/>
-          <w:color w:val="FFBE79"/>
-          <w:sz w:val="21"/>
-          <w:szCs w:val="21"/>
-          <w:lang w:val="en-US" w:eastAsia="ru-RU"/>
+          <w:lang w:eastAsia="ru-RU"/>
+        </w:rPr>
+      </w:pPr>
+      <w:r>
+        <w:rPr>
+          <w:rFonts w:ascii="Consolas" w:eastAsia="Times New Roman" w:hAnsi="Consolas" w:cs="Times New Roman"/>
+          <w:color w:val="E6E6E6"/>
+          <w:sz w:val="21"/>
+          <w:szCs w:val="21"/>
+          <w:lang w:val="en-US" w:eastAsia="ru-RU"/>
+        </w:rPr>
+        <w:t>N</w:t>
+      </w:r>
+      <w:r>
+        <w:rPr>
+          <w:rFonts w:ascii="Consolas" w:eastAsia="Times New Roman" w:hAnsi="Consolas" w:cs="Times New Roman"/>
+          <w:color w:val="E6E6E6"/>
+          <w:sz w:val="21"/>
+          <w:szCs w:val="21"/>
+          <w:lang w:eastAsia="ru-RU"/>
+        </w:rPr>
+        <w:t xml:space="preserve"> </w:t>
+      </w:r>
+      <w:r>
+        <w:rPr>
+          <w:rFonts w:ascii="Consolas" w:eastAsia="Times New Roman" w:hAnsi="Consolas" w:cs="Times New Roman"/>
+          <w:color w:val="FFBE79"/>
+          <w:sz w:val="21"/>
+          <w:szCs w:val="21"/>
+          <w:lang w:eastAsia="ru-RU"/>
         </w:rPr>
         <w:t>=</w:t>
       </w:r>
@@ -1509,7 +1524,7 @@
           <w:color w:val="E6E6E6"/>
           <w:sz w:val="21"/>
           <w:szCs w:val="21"/>
-          <w:lang w:val="en-US" w:eastAsia="ru-RU"/>
+          <w:lang w:eastAsia="ru-RU"/>
         </w:rPr>
         <w:t xml:space="preserve"> 1000000</w:t>
       </w:r>
@@ -1523,7 +1538,7 @@
           <w:color w:val="E6E6E6"/>
           <w:sz w:val="21"/>
           <w:szCs w:val="21"/>
-          <w:lang w:val="en-US" w:eastAsia="ru-RU"/>
+          <w:lang w:eastAsia="ru-RU"/>
         </w:rPr>
       </w:pPr>
     </w:p>
@@ -1536,26 +1551,36 @@
           <w:color w:val="E6E6E6"/>
           <w:sz w:val="21"/>
           <w:szCs w:val="21"/>
-          <w:lang w:val="en-US" w:eastAsia="ru-RU"/>
-        </w:rPr>
-      </w:pPr>
-      <w:r>
-        <w:rPr>
-          <w:rFonts w:ascii="Consolas" w:eastAsia="Times New Roman" w:hAnsi="Consolas" w:cs="Times New Roman"/>
-          <w:color w:val="E6E6E6"/>
-          <w:sz w:val="21"/>
-          <w:szCs w:val="21"/>
-          <w:lang w:val="en-US" w:eastAsia="ru-RU"/>
-        </w:rPr>
-        <w:t xml:space="preserve">x </w:t>
-      </w:r>
-      <w:r>
-        <w:rPr>
-          <w:rFonts w:ascii="Consolas" w:eastAsia="Times New Roman" w:hAnsi="Consolas" w:cs="Times New Roman"/>
-          <w:color w:val="FFBE79"/>
-          <w:sz w:val="21"/>
-          <w:szCs w:val="21"/>
-          <w:lang w:val="en-US" w:eastAsia="ru-RU"/>
+          <w:lang w:eastAsia="ru-RU"/>
+        </w:rPr>
+      </w:pPr>
+      <w:r>
+        <w:rPr>
+          <w:rFonts w:ascii="Consolas" w:eastAsia="Times New Roman" w:hAnsi="Consolas" w:cs="Times New Roman"/>
+          <w:color w:val="E6E6E6"/>
+          <w:sz w:val="21"/>
+          <w:szCs w:val="21"/>
+          <w:lang w:val="en-US" w:eastAsia="ru-RU"/>
+        </w:rPr>
+        <w:t>x</w:t>
+      </w:r>
+      <w:r>
+        <w:rPr>
+          <w:rFonts w:ascii="Consolas" w:eastAsia="Times New Roman" w:hAnsi="Consolas" w:cs="Times New Roman"/>
+          <w:color w:val="E6E6E6"/>
+          <w:sz w:val="21"/>
+          <w:szCs w:val="21"/>
+          <w:lang w:eastAsia="ru-RU"/>
+        </w:rPr>
+        <w:t xml:space="preserve"> </w:t>
+      </w:r>
+      <w:r>
+        <w:rPr>
+          <w:rFonts w:ascii="Consolas" w:eastAsia="Times New Roman" w:hAnsi="Consolas" w:cs="Times New Roman"/>
+          <w:color w:val="FFBE79"/>
+          <w:sz w:val="21"/>
+          <w:szCs w:val="21"/>
+          <w:lang w:eastAsia="ru-RU"/>
         </w:rPr>
         <w:t>=</w:t>
       </w:r>
@@ -1565,7 +1590,7 @@
           <w:color w:val="E6E6E6"/>
           <w:sz w:val="21"/>
           <w:szCs w:val="21"/>
-          <w:lang w:val="en-US" w:eastAsia="ru-RU"/>
+          <w:lang w:eastAsia="ru-RU"/>
         </w:rPr>
         <w:t xml:space="preserve"> </w:t>
       </w:r>
@@ -1576,7 +1601,7 @@
           <w:color w:val="E6E6E6"/>
           <w:sz w:val="21"/>
           <w:szCs w:val="21"/>
-          <w:lang w:val="en-US" w:eastAsia="ru-RU"/>
+          <w:lang w:eastAsia="ru-RU"/>
         </w:rPr>
         <w:t xml:space="preserve">2 </w:t>
       </w:r>
@@ -1586,7 +1611,7 @@
           <w:color w:val="FFBE79"/>
           <w:sz w:val="21"/>
           <w:szCs w:val="21"/>
-          <w:lang w:val="en-US" w:eastAsia="ru-RU"/>
+          <w:lang w:eastAsia="ru-RU"/>
         </w:rPr>
         <w:t>.</w:t>
       </w:r>
@@ -1597,7 +1622,7 @@
           <w:color w:val="FFBE79"/>
           <w:sz w:val="21"/>
           <w:szCs w:val="21"/>
-          <w:lang w:val="en-US" w:eastAsia="ru-RU"/>
+          <w:lang w:eastAsia="ru-RU"/>
         </w:rPr>
         <w:t>*</w:t>
       </w:r>
@@ -1617,17 +1642,37 @@
           <w:color w:val="E6E6E6"/>
           <w:sz w:val="21"/>
           <w:szCs w:val="21"/>
-          <w:lang w:val="en-US" w:eastAsia="ru-RU"/>
-        </w:rPr>
-        <w:t xml:space="preserve">(N) </w:t>
-      </w:r>
-      <w:r>
-        <w:rPr>
-          <w:rFonts w:ascii="Consolas" w:eastAsia="Times New Roman" w:hAnsi="Consolas" w:cs="Times New Roman"/>
-          <w:color w:val="FFBE79"/>
-          <w:sz w:val="21"/>
-          <w:szCs w:val="21"/>
-          <w:lang w:val="en-US" w:eastAsia="ru-RU"/>
+          <w:lang w:eastAsia="ru-RU"/>
+        </w:rPr>
+        <w:t>(</w:t>
+      </w:r>
+      <w:r>
+        <w:rPr>
+          <w:rFonts w:ascii="Consolas" w:eastAsia="Times New Roman" w:hAnsi="Consolas" w:cs="Times New Roman"/>
+          <w:color w:val="E6E6E6"/>
+          <w:sz w:val="21"/>
+          <w:szCs w:val="21"/>
+          <w:lang w:val="en-US" w:eastAsia="ru-RU"/>
+        </w:rPr>
+        <w:t>N</w:t>
+      </w:r>
+      <w:r>
+        <w:rPr>
+          <w:rFonts w:ascii="Consolas" w:eastAsia="Times New Roman" w:hAnsi="Consolas" w:cs="Times New Roman"/>
+          <w:color w:val="E6E6E6"/>
+          <w:sz w:val="21"/>
+          <w:szCs w:val="21"/>
+          <w:lang w:eastAsia="ru-RU"/>
+        </w:rPr>
+        <w:t xml:space="preserve">) </w:t>
+      </w:r>
+      <w:r>
+        <w:rPr>
+          <w:rFonts w:ascii="Consolas" w:eastAsia="Times New Roman" w:hAnsi="Consolas" w:cs="Times New Roman"/>
+          <w:color w:val="FFBE79"/>
+          <w:sz w:val="21"/>
+          <w:szCs w:val="21"/>
+          <w:lang w:eastAsia="ru-RU"/>
         </w:rPr>
         <w:t>.-</w:t>
       </w:r>
@@ -1637,7 +1682,7 @@
           <w:color w:val="E6E6E6"/>
           <w:sz w:val="21"/>
           <w:szCs w:val="21"/>
-          <w:lang w:val="en-US" w:eastAsia="ru-RU"/>
+          <w:lang w:eastAsia="ru-RU"/>
         </w:rPr>
         <w:t xml:space="preserve"> 1</w:t>
       </w:r>
@@ -2255,12 +2300,15 @@
       </w:r>
     </w:p>
     <w:p/>
+    <w:bookmarkEnd w:id="1"/>
     <w:p>
       <w:r>
         <w:br w:type="page"/>
       </w:r>
     </w:p>
     <w:p>
+      <w:bookmarkStart w:id="2" w:name="_Hlk230455911"/>
+      <w:bookmarkStart w:id="3" w:name="_GoBack"/>
       <w:r>
         <w:rPr>
           <w:b/>
@@ -2994,6 +3042,7 @@
         </w:rPr>
       </w:pPr>
     </w:p>
+    <w:bookmarkEnd w:id="3"/>
     <w:p>
       <w:pPr>
         <w:rPr>
@@ -3049,14 +3098,13 @@
         </w:drawing>
       </w:r>
     </w:p>
+    <w:bookmarkEnd w:id="2"/>
     <w:p>
       <w:pPr>
         <w:rPr>
           <w:lang w:val="en-US"/>
         </w:rPr>
       </w:pPr>
-      <w:bookmarkStart w:id="0" w:name="_GoBack"/>
-      <w:bookmarkEnd w:id="0"/>
     </w:p>
     <w:sectPr>
       <w:pgSz w:w="11906" w:h="16838"/>
